--- a/Документы/Реферат.docx
+++ b/Документы/Реферат.docx
@@ -59,7 +59,15 @@
         <w:t xml:space="preserve"> Толстой</w:t>
       </w:r>
       <w:r>
-        <w:t xml:space="preserve">. – Минск: БГУИР, 2025, – п.з. – </w:t>
+        <w:t xml:space="preserve">. – Минск: БГУИР, 2025, – </w:t>
+      </w:r>
+      <w:proofErr w:type="spellStart"/>
+      <w:r>
+        <w:t>п.з</w:t>
+      </w:r>
+      <w:proofErr w:type="spellEnd"/>
+      <w:r>
+        <w:t xml:space="preserve">. – </w:t>
       </w:r>
       <w:r>
         <w:t>7</w:t>
@@ -400,7 +408,7 @@
           <w:szCs w:val="28"/>
           <w:lang w:eastAsia="ru-RU"/>
         </w:rPr>
-        <w:t>0</w:t>
+        <w:t>2,4</w:t>
       </w:r>
       <w:r>
         <w:rPr>
